--- a/AI ASSISTANCE CODING 1159(12.3).docx
+++ b/AI ASSISTANCE CODING 1159(12.3).docx
@@ -81,110 +81,74 @@
           <w:sz w:val="36"/>
           <w:szCs w:val="36"/>
         </w:rPr>
-        <w:t>H</w:t>
-      </w:r>
-      <w:r>
+        <w:t>Harshit</w:t>
+      </w:r>
+      <w:proofErr w:type="spellEnd"/>
+      <w:proofErr w:type="gramEnd"/>
+    </w:p>
+    <w:p>
+      <w:pPr>
         <w:rPr>
           <w:sz w:val="36"/>
           <w:szCs w:val="36"/>
         </w:rPr>
-        <w:t>arshit</w:t>
-      </w:r>
-      <w:proofErr w:type="spellEnd"/>
-      <w:proofErr w:type="gramEnd"/>
-    </w:p>
-    <w:p>
-      <w:pPr>
+      </w:pPr>
+      <w:r>
         <w:rPr>
           <w:sz w:val="36"/>
           <w:szCs w:val="36"/>
         </w:rPr>
-      </w:pPr>
+        <w:t>2303</w:t>
+      </w:r>
       <w:r>
         <w:rPr>
           <w:sz w:val="36"/>
           <w:szCs w:val="36"/>
         </w:rPr>
-        <w:t>2303a51159</w:t>
-      </w:r>
-    </w:p>
-    <w:p>
-      <w:pPr>
+        <w:t>A</w:t>
+      </w:r>
+      <w:r>
         <w:rPr>
           <w:sz w:val="36"/>
           <w:szCs w:val="36"/>
         </w:rPr>
-      </w:pPr>
+        <w:t>5</w:t>
+      </w:r>
       <w:r>
         <w:rPr>
           <w:sz w:val="36"/>
           <w:szCs w:val="36"/>
         </w:rPr>
-        <w:t>Batch-27</w:t>
-      </w:r>
-    </w:p>
-    <w:p>
-      <w:pPr>
+        <w:t>1</w:t>
+      </w:r>
+      <w:r>
         <w:rPr>
           <w:sz w:val="36"/>
           <w:szCs w:val="36"/>
         </w:rPr>
-      </w:pPr>
-    </w:p>
-    <w:p>
-      <w:pPr>
-        <w:rPr>
-          <w:b/>
-          <w:bCs/>
+        <w:t>159</w:t>
+      </w:r>
+    </w:p>
+    <w:p>
+      <w:pPr>
+        <w:rPr>
           <w:sz w:val="36"/>
           <w:szCs w:val="36"/>
         </w:rPr>
       </w:pPr>
       <w:r>
         <w:rPr>
-          <w:b/>
-          <w:bCs/>
           <w:sz w:val="36"/>
           <w:szCs w:val="36"/>
         </w:rPr>
-        <w:t xml:space="preserve">         </w:t>
-      </w:r>
-      <w:r>
-        <w:rPr>
-          <w:b/>
-          <w:bCs/>
+        <w:t>Batch-2</w:t>
+      </w:r>
+      <w:r>
+        <w:rPr>
           <w:sz w:val="36"/>
           <w:szCs w:val="36"/>
         </w:rPr>
-        <w:t>Algorithms with AI Assistance – Sorting, Searching &amp; Optimization</w:t>
-      </w:r>
-    </w:p>
-    <w:p>
-      <w:pPr>
-        <w:rPr>
-          <w:b/>
-          <w:bCs/>
-          <w:sz w:val="32"/>
-          <w:szCs w:val="32"/>
-        </w:rPr>
-      </w:pPr>
-      <w:r>
-        <w:rPr>
-          <w:b/>
-          <w:bCs/>
-          <w:sz w:val="32"/>
-          <w:szCs w:val="32"/>
-        </w:rPr>
-        <w:t xml:space="preserve">        </w:t>
-      </w:r>
-      <w:r>
-        <w:rPr>
-          <w:b/>
-          <w:bCs/>
-          <w:sz w:val="32"/>
-          <w:szCs w:val="32"/>
-        </w:rPr>
-        <w:t>Task 1: Sorting Student Records for Placement Drive</w:t>
+        <w:t>7</w:t>
       </w:r>
     </w:p>
     <w:p>
@@ -198,13 +162,12 @@
       </w:pPr>
       <w:r>
         <w:rPr>
-          <w:rFonts w:ascii="Segoe UI Emoji" w:hAnsi="Segoe UI Emoji" w:cs="Segoe UI Emoji"/>
           <w:b/>
           <w:bCs/>
           <w:sz w:val="36"/>
           <w:szCs w:val="36"/>
         </w:rPr>
-        <w:t>🔹</w:t>
+        <w:t xml:space="preserve">         </w:t>
       </w:r>
       <w:r>
         <w:rPr>
@@ -213,7 +176,35 @@
           <w:sz w:val="36"/>
           <w:szCs w:val="36"/>
         </w:rPr>
-        <w:t xml:space="preserve"> Step 1: Data Structure for Student Records</w:t>
+        <w:t>Algorithms with AI Assistance – Sorting, Searching &amp; Optimization</w:t>
+      </w:r>
+    </w:p>
+    <w:p>
+      <w:pPr>
+        <w:rPr>
+          <w:b/>
+          <w:bCs/>
+          <w:sz w:val="32"/>
+          <w:szCs w:val="32"/>
+        </w:rPr>
+      </w:pPr>
+      <w:r>
+        <w:rPr>
+          <w:b/>
+          <w:bCs/>
+          <w:sz w:val="32"/>
+          <w:szCs w:val="32"/>
+        </w:rPr>
+        <w:t xml:space="preserve">        </w:t>
+      </w:r>
+      <w:r>
+        <w:rPr>
+          <w:b/>
+          <w:bCs/>
+          <w:sz w:val="32"/>
+          <w:szCs w:val="32"/>
+        </w:rPr>
+        <w:t>Task 1: Sorting Student Records for Placement Drive</w:t>
       </w:r>
     </w:p>
     <w:p>
@@ -227,11 +218,40 @@
       </w:pPr>
       <w:r>
         <w:rPr>
+          <w:rFonts w:ascii="Segoe UI Emoji" w:hAnsi="Segoe UI Emoji" w:cs="Segoe UI Emoji"/>
           <w:b/>
           <w:bCs/>
           <w:sz w:val="36"/>
           <w:szCs w:val="36"/>
         </w:rPr>
+        <w:t>🔹</w:t>
+      </w:r>
+      <w:r>
+        <w:rPr>
+          <w:b/>
+          <w:bCs/>
+          <w:sz w:val="36"/>
+          <w:szCs w:val="36"/>
+        </w:rPr>
+        <w:t xml:space="preserve"> Step 1: Data Structure for Student Records</w:t>
+      </w:r>
+    </w:p>
+    <w:p>
+      <w:pPr>
+        <w:rPr>
+          <w:b/>
+          <w:bCs/>
+          <w:sz w:val="36"/>
+          <w:szCs w:val="36"/>
+        </w:rPr>
+      </w:pPr>
+      <w:r>
+        <w:rPr>
+          <w:b/>
+          <w:bCs/>
+          <w:sz w:val="36"/>
+          <w:szCs w:val="36"/>
+        </w:rPr>
         <w:t>AI Prompt Used:</w:t>
       </w:r>
     </w:p>
@@ -528,58 +548,58 @@
           <w:sz w:val="28"/>
           <w:szCs w:val="28"/>
         </w:rPr>
+        <w:t xml:space="preserve"> return f"{self.name} ({</w:t>
+      </w:r>
+      <w:proofErr w:type="spellStart"/>
+      <w:proofErr w:type="gramStart"/>
+      <w:r>
+        <w:rPr>
+          <w:sz w:val="28"/>
+          <w:szCs w:val="28"/>
+        </w:rPr>
+        <w:t>self.roll</w:t>
+      </w:r>
+      <w:proofErr w:type="spellEnd"/>
+      <w:proofErr w:type="gramEnd"/>
+      <w:r>
+        <w:rPr>
+          <w:sz w:val="28"/>
+          <w:szCs w:val="28"/>
+        </w:rPr>
+        <w:t>}) - CGPA: {</w:t>
+      </w:r>
+      <w:proofErr w:type="spellStart"/>
+      <w:proofErr w:type="gramStart"/>
+      <w:r>
+        <w:rPr>
+          <w:sz w:val="28"/>
+          <w:szCs w:val="28"/>
+        </w:rPr>
+        <w:t>self.cgpa</w:t>
+      </w:r>
+      <w:proofErr w:type="spellEnd"/>
+      <w:proofErr w:type="gramEnd"/>
+      <w:r>
+        <w:rPr>
+          <w:sz w:val="28"/>
+          <w:szCs w:val="28"/>
+        </w:rPr>
+        <w:t>}"</w:t>
+      </w:r>
+    </w:p>
+    <w:p>
+      <w:pPr>
+        <w:rPr>
+          <w:sz w:val="28"/>
+          <w:szCs w:val="28"/>
+        </w:rPr>
+      </w:pPr>
+      <w:r>
+        <w:rPr>
+          <w:sz w:val="28"/>
+          <w:szCs w:val="28"/>
+        </w:rPr>
         <w:lastRenderedPageBreak/>
-        <w:t xml:space="preserve"> return f"{self.name} ({</w:t>
-      </w:r>
-      <w:proofErr w:type="spellStart"/>
-      <w:proofErr w:type="gramStart"/>
-      <w:r>
-        <w:rPr>
-          <w:sz w:val="28"/>
-          <w:szCs w:val="28"/>
-        </w:rPr>
-        <w:t>self.roll</w:t>
-      </w:r>
-      <w:proofErr w:type="spellEnd"/>
-      <w:proofErr w:type="gramEnd"/>
-      <w:r>
-        <w:rPr>
-          <w:sz w:val="28"/>
-          <w:szCs w:val="28"/>
-        </w:rPr>
-        <w:t>}) - CGPA: {</w:t>
-      </w:r>
-      <w:proofErr w:type="spellStart"/>
-      <w:proofErr w:type="gramStart"/>
-      <w:r>
-        <w:rPr>
-          <w:sz w:val="28"/>
-          <w:szCs w:val="28"/>
-        </w:rPr>
-        <w:t>self.cgpa</w:t>
-      </w:r>
-      <w:proofErr w:type="spellEnd"/>
-      <w:proofErr w:type="gramEnd"/>
-      <w:r>
-        <w:rPr>
-          <w:sz w:val="28"/>
-          <w:szCs w:val="28"/>
-        </w:rPr>
-        <w:t>}"</w:t>
-      </w:r>
-    </w:p>
-    <w:p>
-      <w:pPr>
-        <w:rPr>
-          <w:sz w:val="28"/>
-          <w:szCs w:val="28"/>
-        </w:rPr>
-      </w:pPr>
-      <w:r>
-        <w:rPr>
-          <w:sz w:val="28"/>
-          <w:szCs w:val="28"/>
-        </w:rPr>
         <w:t># Generate Sample Dataset</w:t>
       </w:r>
     </w:p>
@@ -1084,16 +1104,7 @@
           <w:sz w:val="32"/>
           <w:szCs w:val="32"/>
         </w:rPr>
-        <w:t xml:space="preserve"> Merge Sort Implementation</w:t>
-      </w:r>
-      <w:r>
-        <w:rPr>
-          <w:b/>
-          <w:bCs/>
-          <w:sz w:val="32"/>
-          <w:szCs w:val="32"/>
-        </w:rPr>
-        <w:t>:</w:t>
+        <w:t xml:space="preserve"> Merge Sort Implementation:</w:t>
       </w:r>
     </w:p>
     <w:p>
@@ -1294,6 +1305,7 @@
           <w:sz w:val="28"/>
           <w:szCs w:val="28"/>
         </w:rPr>
+        <w:lastRenderedPageBreak/>
         <w:t xml:space="preserve">    return </w:t>
       </w:r>
       <w:proofErr w:type="gramStart"/>
@@ -2083,16 +2095,7 @@
           <w:sz w:val="36"/>
           <w:szCs w:val="36"/>
         </w:rPr>
-        <w:t>Display Top 10 Students</w:t>
-      </w:r>
-      <w:r>
-        <w:rPr>
-          <w:b/>
-          <w:bCs/>
-          <w:sz w:val="36"/>
-          <w:szCs w:val="36"/>
-        </w:rPr>
-        <w:t>:</w:t>
+        <w:t>Display Top 10 Students:</w:t>
       </w:r>
     </w:p>
     <w:p>
@@ -2122,38 +2125,38 @@
           <w:sz w:val="32"/>
           <w:szCs w:val="32"/>
         </w:rPr>
+        <w:t xml:space="preserve">    for student in </w:t>
+      </w:r>
+      <w:proofErr w:type="gramStart"/>
+      <w:r>
+        <w:rPr>
+          <w:sz w:val="32"/>
+          <w:szCs w:val="32"/>
+        </w:rPr>
+        <w:t>students[</w:t>
+      </w:r>
+      <w:proofErr w:type="gramEnd"/>
+      <w:r>
+        <w:rPr>
+          <w:sz w:val="32"/>
+          <w:szCs w:val="32"/>
+        </w:rPr>
+        <w:t>:10]:</w:t>
+      </w:r>
+    </w:p>
+    <w:p>
+      <w:pPr>
+        <w:rPr>
+          <w:sz w:val="32"/>
+          <w:szCs w:val="32"/>
+        </w:rPr>
+      </w:pPr>
+      <w:r>
+        <w:rPr>
+          <w:sz w:val="32"/>
+          <w:szCs w:val="32"/>
+        </w:rPr>
         <w:lastRenderedPageBreak/>
-        <w:t xml:space="preserve">    for student in </w:t>
-      </w:r>
-      <w:proofErr w:type="gramStart"/>
-      <w:r>
-        <w:rPr>
-          <w:sz w:val="32"/>
-          <w:szCs w:val="32"/>
-        </w:rPr>
-        <w:t>students[</w:t>
-      </w:r>
-      <w:proofErr w:type="gramEnd"/>
-      <w:r>
-        <w:rPr>
-          <w:sz w:val="32"/>
-          <w:szCs w:val="32"/>
-        </w:rPr>
-        <w:t>:10]:</w:t>
-      </w:r>
-    </w:p>
-    <w:p>
-      <w:pPr>
-        <w:rPr>
-          <w:sz w:val="32"/>
-          <w:szCs w:val="32"/>
-        </w:rPr>
-      </w:pPr>
-      <w:r>
-        <w:rPr>
-          <w:sz w:val="32"/>
-          <w:szCs w:val="32"/>
-        </w:rPr>
         <w:t xml:space="preserve">        print(student)</w:t>
       </w:r>
     </w:p>
@@ -2838,42 +2841,64 @@
         <w:rPr>
           <w:sz w:val="32"/>
           <w:szCs w:val="32"/>
-        </w:rPr>
-      </w:pPr>
-      <w:r>
-        <w:rPr>
-          <w:sz w:val="32"/>
-          <w:szCs w:val="32"/>
+          <w:lang w:val="fr-FR"/>
+        </w:rPr>
+      </w:pPr>
+      <w:proofErr w:type="spellStart"/>
+      <w:proofErr w:type="gramStart"/>
+      <w:r>
+        <w:rPr>
+          <w:sz w:val="32"/>
+          <w:szCs w:val="32"/>
+          <w:lang w:val="fr-FR"/>
         </w:rPr>
         <w:t>Implementation</w:t>
       </w:r>
-      <w:r>
-        <w:rPr>
-          <w:sz w:val="32"/>
-          <w:szCs w:val="32"/>
+      <w:proofErr w:type="spellEnd"/>
+      <w:r>
+        <w:rPr>
+          <w:sz w:val="32"/>
+          <w:szCs w:val="32"/>
+          <w:lang w:val="fr-FR"/>
         </w:rPr>
         <w:t>:</w:t>
       </w:r>
-    </w:p>
-    <w:p>
-      <w:pPr>
-        <w:rPr>
-          <w:sz w:val="32"/>
-          <w:szCs w:val="32"/>
-        </w:rPr>
-      </w:pPr>
-      <w:r>
-        <w:rPr>
-          <w:sz w:val="32"/>
-          <w:szCs w:val="32"/>
-        </w:rPr>
-        <w:t xml:space="preserve">def </w:t>
-      </w:r>
-      <w:proofErr w:type="spellStart"/>
-      <w:r>
-        <w:rPr>
-          <w:sz w:val="32"/>
-          <w:szCs w:val="32"/>
+      <w:proofErr w:type="gramEnd"/>
+    </w:p>
+    <w:p>
+      <w:pPr>
+        <w:rPr>
+          <w:sz w:val="32"/>
+          <w:szCs w:val="32"/>
+          <w:lang w:val="fr-FR"/>
+        </w:rPr>
+      </w:pPr>
+      <w:proofErr w:type="spellStart"/>
+      <w:proofErr w:type="gramStart"/>
+      <w:r>
+        <w:rPr>
+          <w:sz w:val="32"/>
+          <w:szCs w:val="32"/>
+          <w:lang w:val="fr-FR"/>
+        </w:rPr>
+        <w:t>def</w:t>
+      </w:r>
+      <w:proofErr w:type="spellEnd"/>
+      <w:proofErr w:type="gramEnd"/>
+      <w:r>
+        <w:rPr>
+          <w:sz w:val="32"/>
+          <w:szCs w:val="32"/>
+          <w:lang w:val="fr-FR"/>
+        </w:rPr>
+        <w:t xml:space="preserve"> </w:t>
+      </w:r>
+      <w:proofErr w:type="spellStart"/>
+      <w:r>
+        <w:rPr>
+          <w:sz w:val="32"/>
+          <w:szCs w:val="32"/>
+          <w:lang w:val="fr-FR"/>
         </w:rPr>
         <w:t>bubble_sort</w:t>
       </w:r>
@@ -2882,6 +2907,7 @@
         <w:rPr>
           <w:sz w:val="32"/>
           <w:szCs w:val="32"/>
+          <w:lang w:val="fr-FR"/>
         </w:rPr>
         <w:t>(</w:t>
       </w:r>
@@ -2890,31 +2916,43 @@
         <w:rPr>
           <w:sz w:val="32"/>
           <w:szCs w:val="32"/>
+          <w:lang w:val="fr-FR"/>
         </w:rPr>
         <w:t>arr</w:t>
       </w:r>
       <w:proofErr w:type="spellEnd"/>
-      <w:r>
-        <w:rPr>
-          <w:sz w:val="32"/>
-          <w:szCs w:val="32"/>
+      <w:proofErr w:type="gramStart"/>
+      <w:r>
+        <w:rPr>
+          <w:sz w:val="32"/>
+          <w:szCs w:val="32"/>
+          <w:lang w:val="fr-FR"/>
         </w:rPr>
         <w:t>):</w:t>
       </w:r>
-    </w:p>
-    <w:p>
-      <w:pPr>
-        <w:rPr>
-          <w:sz w:val="32"/>
-          <w:szCs w:val="32"/>
-        </w:rPr>
-      </w:pPr>
-      <w:r>
-        <w:rPr>
-          <w:sz w:val="32"/>
-          <w:szCs w:val="32"/>
-        </w:rPr>
-        <w:t xml:space="preserve">    n = </w:t>
+      <w:proofErr w:type="gramEnd"/>
+    </w:p>
+    <w:p>
+      <w:pPr>
+        <w:rPr>
+          <w:sz w:val="32"/>
+          <w:szCs w:val="32"/>
+        </w:rPr>
+      </w:pPr>
+      <w:r>
+        <w:rPr>
+          <w:sz w:val="32"/>
+          <w:szCs w:val="32"/>
+          <w:lang w:val="fr-FR"/>
+        </w:rPr>
+        <w:t xml:space="preserve">    </w:t>
+      </w:r>
+      <w:r>
+        <w:rPr>
+          <w:sz w:val="32"/>
+          <w:szCs w:val="32"/>
+        </w:rPr>
+        <w:t xml:space="preserve">n = </w:t>
       </w:r>
       <w:proofErr w:type="spellStart"/>
       <w:r>
@@ -3022,38 +3060,38 @@
           <w:sz w:val="32"/>
           <w:szCs w:val="32"/>
         </w:rPr>
+        <w:t xml:space="preserve">        swapped = </w:t>
+      </w:r>
+      <w:proofErr w:type="gramStart"/>
+      <w:r>
+        <w:rPr>
+          <w:sz w:val="32"/>
+          <w:szCs w:val="32"/>
+        </w:rPr>
+        <w:t>False  #</w:t>
+      </w:r>
+      <w:proofErr w:type="gramEnd"/>
+      <w:r>
+        <w:rPr>
+          <w:sz w:val="32"/>
+          <w:szCs w:val="32"/>
+        </w:rPr>
+        <w:t xml:space="preserve"> To optimize if array already sorted</w:t>
+      </w:r>
+    </w:p>
+    <w:p>
+      <w:pPr>
+        <w:rPr>
+          <w:sz w:val="32"/>
+          <w:szCs w:val="32"/>
+        </w:rPr>
+      </w:pPr>
+      <w:r>
+        <w:rPr>
+          <w:sz w:val="32"/>
+          <w:szCs w:val="32"/>
+        </w:rPr>
         <w:lastRenderedPageBreak/>
-        <w:t xml:space="preserve">        swapped = </w:t>
-      </w:r>
-      <w:proofErr w:type="gramStart"/>
-      <w:r>
-        <w:rPr>
-          <w:sz w:val="32"/>
-          <w:szCs w:val="32"/>
-        </w:rPr>
-        <w:t>False  #</w:t>
-      </w:r>
-      <w:proofErr w:type="gramEnd"/>
-      <w:r>
-        <w:rPr>
-          <w:sz w:val="32"/>
-          <w:szCs w:val="32"/>
-        </w:rPr>
-        <w:t xml:space="preserve"> To optimize if array already sorted</w:t>
-      </w:r>
-    </w:p>
-    <w:p>
-      <w:pPr>
-        <w:rPr>
-          <w:sz w:val="32"/>
-          <w:szCs w:val="32"/>
-        </w:rPr>
-      </w:pPr>
-      <w:r>
-        <w:rPr>
-          <w:sz w:val="32"/>
-          <w:szCs w:val="32"/>
-        </w:rPr>
         <w:t xml:space="preserve">        # Inner loop for comparison</w:t>
       </w:r>
     </w:p>
@@ -3607,16 +3645,7 @@
           <w:sz w:val="32"/>
           <w:szCs w:val="32"/>
         </w:rPr>
-        <w:t>Quick Sort with Docstring</w:t>
-      </w:r>
-      <w:r>
-        <w:rPr>
-          <w:b/>
-          <w:bCs/>
-          <w:sz w:val="32"/>
-          <w:szCs w:val="32"/>
-        </w:rPr>
-        <w:t>:</w:t>
+        <w:t>Quick Sort with Docstring:</w:t>
       </w:r>
     </w:p>
     <w:p>
@@ -3713,65 +3742,65 @@
           <w:sz w:val="28"/>
           <w:szCs w:val="28"/>
         </w:rPr>
+        <w:t xml:space="preserve">    Quick Sort using recursion.</w:t>
+      </w:r>
+    </w:p>
+    <w:p>
+      <w:pPr>
+        <w:rPr>
+          <w:b/>
+          <w:bCs/>
+          <w:sz w:val="28"/>
+          <w:szCs w:val="28"/>
+        </w:rPr>
+      </w:pPr>
+      <w:r>
+        <w:rPr>
+          <w:b/>
+          <w:bCs/>
+          <w:sz w:val="28"/>
+          <w:szCs w:val="28"/>
+        </w:rPr>
+        <w:t xml:space="preserve">    Average Time Complexity: </w:t>
+      </w:r>
+      <w:proofErr w:type="gramStart"/>
+      <w:r>
+        <w:rPr>
+          <w:b/>
+          <w:bCs/>
+          <w:sz w:val="28"/>
+          <w:szCs w:val="28"/>
+        </w:rPr>
+        <w:t>O(</w:t>
+      </w:r>
+      <w:proofErr w:type="gramEnd"/>
+      <w:r>
+        <w:rPr>
+          <w:b/>
+          <w:bCs/>
+          <w:sz w:val="28"/>
+          <w:szCs w:val="28"/>
+        </w:rPr>
+        <w:t>n log n)</w:t>
+      </w:r>
+    </w:p>
+    <w:p>
+      <w:pPr>
+        <w:rPr>
+          <w:b/>
+          <w:bCs/>
+          <w:sz w:val="28"/>
+          <w:szCs w:val="28"/>
+        </w:rPr>
+      </w:pPr>
+      <w:r>
+        <w:rPr>
+          <w:b/>
+          <w:bCs/>
+          <w:sz w:val="28"/>
+          <w:szCs w:val="28"/>
+        </w:rPr>
         <w:lastRenderedPageBreak/>
-        <w:t xml:space="preserve">    Quick Sort using recursion.</w:t>
-      </w:r>
-    </w:p>
-    <w:p>
-      <w:pPr>
-        <w:rPr>
-          <w:b/>
-          <w:bCs/>
-          <w:sz w:val="28"/>
-          <w:szCs w:val="28"/>
-        </w:rPr>
-      </w:pPr>
-      <w:r>
-        <w:rPr>
-          <w:b/>
-          <w:bCs/>
-          <w:sz w:val="28"/>
-          <w:szCs w:val="28"/>
-        </w:rPr>
-        <w:t xml:space="preserve">    Average Time Complexity: </w:t>
-      </w:r>
-      <w:proofErr w:type="gramStart"/>
-      <w:r>
-        <w:rPr>
-          <w:b/>
-          <w:bCs/>
-          <w:sz w:val="28"/>
-          <w:szCs w:val="28"/>
-        </w:rPr>
-        <w:t>O(</w:t>
-      </w:r>
-      <w:proofErr w:type="gramEnd"/>
-      <w:r>
-        <w:rPr>
-          <w:b/>
-          <w:bCs/>
-          <w:sz w:val="28"/>
-          <w:szCs w:val="28"/>
-        </w:rPr>
-        <w:t>n log n)</w:t>
-      </w:r>
-    </w:p>
-    <w:p>
-      <w:pPr>
-        <w:rPr>
-          <w:b/>
-          <w:bCs/>
-          <w:sz w:val="28"/>
-          <w:szCs w:val="28"/>
-        </w:rPr>
-      </w:pPr>
-      <w:r>
-        <w:rPr>
-          <w:b/>
-          <w:bCs/>
-          <w:sz w:val="28"/>
-          <w:szCs w:val="28"/>
-        </w:rPr>
         <w:t xml:space="preserve">    Worst Case: O(n^2)</w:t>
       </w:r>
     </w:p>
@@ -4195,8 +4224,79 @@
           <w:sz w:val="36"/>
           <w:szCs w:val="36"/>
         </w:rPr>
-        <w:t>Merge Sort with Docstring</w:t>
-      </w:r>
+        <w:t>Merge Sort with Docstring:</w:t>
+      </w:r>
+    </w:p>
+    <w:p>
+      <w:pPr>
+        <w:ind w:left="360"/>
+        <w:rPr>
+          <w:b/>
+          <w:bCs/>
+          <w:sz w:val="28"/>
+          <w:szCs w:val="28"/>
+        </w:rPr>
+      </w:pPr>
+      <w:r>
+        <w:rPr>
+          <w:b/>
+          <w:bCs/>
+          <w:sz w:val="28"/>
+          <w:szCs w:val="28"/>
+        </w:rPr>
+        <w:t xml:space="preserve">def </w:t>
+      </w:r>
+      <w:proofErr w:type="spellStart"/>
+      <w:r>
+        <w:rPr>
+          <w:b/>
+          <w:bCs/>
+          <w:sz w:val="28"/>
+          <w:szCs w:val="28"/>
+        </w:rPr>
+        <w:t>merge_sort_recursive</w:t>
+      </w:r>
+      <w:proofErr w:type="spellEnd"/>
+      <w:r>
+        <w:rPr>
+          <w:b/>
+          <w:bCs/>
+          <w:sz w:val="28"/>
+          <w:szCs w:val="28"/>
+        </w:rPr>
+        <w:t>(</w:t>
+      </w:r>
+      <w:proofErr w:type="spellStart"/>
+      <w:r>
+        <w:rPr>
+          <w:b/>
+          <w:bCs/>
+          <w:sz w:val="28"/>
+          <w:szCs w:val="28"/>
+        </w:rPr>
+        <w:t>arr</w:t>
+      </w:r>
+      <w:proofErr w:type="spellEnd"/>
+      <w:r>
+        <w:rPr>
+          <w:b/>
+          <w:bCs/>
+          <w:sz w:val="28"/>
+          <w:szCs w:val="28"/>
+        </w:rPr>
+        <w:t>):</w:t>
+      </w:r>
+    </w:p>
+    <w:p>
+      <w:pPr>
+        <w:ind w:left="360"/>
+        <w:rPr>
+          <w:b/>
+          <w:bCs/>
+          <w:sz w:val="28"/>
+          <w:szCs w:val="28"/>
+        </w:rPr>
+      </w:pPr>
       <w:r>
         <w:rPr>
           <w:b/>
@@ -4204,7 +4304,16 @@
           <w:sz w:val="36"/>
           <w:szCs w:val="36"/>
         </w:rPr>
-        <w:t>:</w:t>
+        <w:t xml:space="preserve">  </w:t>
+      </w:r>
+      <w:r>
+        <w:rPr>
+          <w:b/>
+          <w:bCs/>
+          <w:sz w:val="28"/>
+          <w:szCs w:val="28"/>
+        </w:rPr>
+        <w:t xml:space="preserve">  """</w:t>
       </w:r>
     </w:p>
     <w:p>
@@ -4224,7 +4333,278 @@
           <w:sz w:val="28"/>
           <w:szCs w:val="28"/>
         </w:rPr>
-        <w:t xml:space="preserve">def </w:t>
+        <w:t xml:space="preserve">    Merge Sort using recursion.</w:t>
+      </w:r>
+    </w:p>
+    <w:p>
+      <w:pPr>
+        <w:ind w:left="360"/>
+        <w:rPr>
+          <w:b/>
+          <w:bCs/>
+          <w:sz w:val="28"/>
+          <w:szCs w:val="28"/>
+        </w:rPr>
+      </w:pPr>
+      <w:r>
+        <w:rPr>
+          <w:b/>
+          <w:bCs/>
+          <w:sz w:val="28"/>
+          <w:szCs w:val="28"/>
+        </w:rPr>
+        <w:t xml:space="preserve">    Time Complexity: </w:t>
+      </w:r>
+      <w:proofErr w:type="gramStart"/>
+      <w:r>
+        <w:rPr>
+          <w:b/>
+          <w:bCs/>
+          <w:sz w:val="28"/>
+          <w:szCs w:val="28"/>
+        </w:rPr>
+        <w:t>O(</w:t>
+      </w:r>
+      <w:proofErr w:type="gramEnd"/>
+      <w:r>
+        <w:rPr>
+          <w:b/>
+          <w:bCs/>
+          <w:sz w:val="28"/>
+          <w:szCs w:val="28"/>
+        </w:rPr>
+        <w:t>n log n) in all cases.</w:t>
+      </w:r>
+    </w:p>
+    <w:p>
+      <w:pPr>
+        <w:ind w:left="360"/>
+        <w:rPr>
+          <w:b/>
+          <w:bCs/>
+          <w:sz w:val="28"/>
+          <w:szCs w:val="28"/>
+        </w:rPr>
+      </w:pPr>
+      <w:r>
+        <w:rPr>
+          <w:b/>
+          <w:bCs/>
+          <w:sz w:val="28"/>
+          <w:szCs w:val="28"/>
+        </w:rPr>
+        <w:t xml:space="preserve">    Space Complexity: O(n)</w:t>
+      </w:r>
+    </w:p>
+    <w:p>
+      <w:pPr>
+        <w:ind w:left="360"/>
+        <w:rPr>
+          <w:b/>
+          <w:bCs/>
+          <w:sz w:val="28"/>
+          <w:szCs w:val="28"/>
+        </w:rPr>
+      </w:pPr>
+      <w:r>
+        <w:rPr>
+          <w:b/>
+          <w:bCs/>
+          <w:sz w:val="28"/>
+          <w:szCs w:val="28"/>
+        </w:rPr>
+        <w:t xml:space="preserve">    """</w:t>
+      </w:r>
+    </w:p>
+    <w:p>
+      <w:pPr>
+        <w:ind w:left="360"/>
+        <w:rPr>
+          <w:b/>
+          <w:bCs/>
+          <w:sz w:val="28"/>
+          <w:szCs w:val="28"/>
+        </w:rPr>
+      </w:pPr>
+      <w:r>
+        <w:rPr>
+          <w:b/>
+          <w:bCs/>
+          <w:sz w:val="28"/>
+          <w:szCs w:val="28"/>
+        </w:rPr>
+        <w:t xml:space="preserve">    if </w:t>
+      </w:r>
+      <w:proofErr w:type="spellStart"/>
+      <w:r>
+        <w:rPr>
+          <w:b/>
+          <w:bCs/>
+          <w:sz w:val="28"/>
+          <w:szCs w:val="28"/>
+        </w:rPr>
+        <w:t>len</w:t>
+      </w:r>
+      <w:proofErr w:type="spellEnd"/>
+      <w:r>
+        <w:rPr>
+          <w:b/>
+          <w:bCs/>
+          <w:sz w:val="28"/>
+          <w:szCs w:val="28"/>
+        </w:rPr>
+        <w:t>(</w:t>
+      </w:r>
+      <w:proofErr w:type="spellStart"/>
+      <w:r>
+        <w:rPr>
+          <w:b/>
+          <w:bCs/>
+          <w:sz w:val="28"/>
+          <w:szCs w:val="28"/>
+        </w:rPr>
+        <w:t>arr</w:t>
+      </w:r>
+      <w:proofErr w:type="spellEnd"/>
+      <w:r>
+        <w:rPr>
+          <w:b/>
+          <w:bCs/>
+          <w:sz w:val="28"/>
+          <w:szCs w:val="28"/>
+        </w:rPr>
+        <w:t>) &lt;= 1:</w:t>
+      </w:r>
+    </w:p>
+    <w:p>
+      <w:pPr>
+        <w:ind w:left="360"/>
+        <w:rPr>
+          <w:b/>
+          <w:bCs/>
+          <w:sz w:val="28"/>
+          <w:szCs w:val="28"/>
+        </w:rPr>
+      </w:pPr>
+      <w:r>
+        <w:rPr>
+          <w:b/>
+          <w:bCs/>
+          <w:sz w:val="28"/>
+          <w:szCs w:val="28"/>
+        </w:rPr>
+        <w:t xml:space="preserve">        return </w:t>
+      </w:r>
+      <w:proofErr w:type="spellStart"/>
+      <w:r>
+        <w:rPr>
+          <w:b/>
+          <w:bCs/>
+          <w:sz w:val="28"/>
+          <w:szCs w:val="28"/>
+        </w:rPr>
+        <w:t>arr</w:t>
+      </w:r>
+      <w:proofErr w:type="spellEnd"/>
+    </w:p>
+    <w:p>
+      <w:pPr>
+        <w:ind w:left="360"/>
+        <w:rPr>
+          <w:b/>
+          <w:bCs/>
+          <w:sz w:val="28"/>
+          <w:szCs w:val="28"/>
+        </w:rPr>
+      </w:pPr>
+      <w:r>
+        <w:rPr>
+          <w:b/>
+          <w:bCs/>
+          <w:sz w:val="28"/>
+          <w:szCs w:val="28"/>
+        </w:rPr>
+        <w:t xml:space="preserve">    </w:t>
+      </w:r>
+    </w:p>
+    <w:p>
+      <w:pPr>
+        <w:ind w:left="360"/>
+        <w:rPr>
+          <w:b/>
+          <w:bCs/>
+          <w:sz w:val="28"/>
+          <w:szCs w:val="28"/>
+        </w:rPr>
+      </w:pPr>
+      <w:r>
+        <w:rPr>
+          <w:b/>
+          <w:bCs/>
+          <w:sz w:val="28"/>
+          <w:szCs w:val="28"/>
+        </w:rPr>
+        <w:t xml:space="preserve">    mid = </w:t>
+      </w:r>
+      <w:proofErr w:type="spellStart"/>
+      <w:r>
+        <w:rPr>
+          <w:b/>
+          <w:bCs/>
+          <w:sz w:val="28"/>
+          <w:szCs w:val="28"/>
+        </w:rPr>
+        <w:t>len</w:t>
+      </w:r>
+      <w:proofErr w:type="spellEnd"/>
+      <w:r>
+        <w:rPr>
+          <w:b/>
+          <w:bCs/>
+          <w:sz w:val="28"/>
+          <w:szCs w:val="28"/>
+        </w:rPr>
+        <w:t>(</w:t>
+      </w:r>
+      <w:proofErr w:type="spellStart"/>
+      <w:r>
+        <w:rPr>
+          <w:b/>
+          <w:bCs/>
+          <w:sz w:val="28"/>
+          <w:szCs w:val="28"/>
+        </w:rPr>
+        <w:t>arr</w:t>
+      </w:r>
+      <w:proofErr w:type="spellEnd"/>
+      <w:r>
+        <w:rPr>
+          <w:b/>
+          <w:bCs/>
+          <w:sz w:val="28"/>
+          <w:szCs w:val="28"/>
+        </w:rPr>
+        <w:t>)//2</w:t>
+      </w:r>
+    </w:p>
+    <w:p>
+      <w:pPr>
+        <w:ind w:left="360"/>
+        <w:rPr>
+          <w:b/>
+          <w:bCs/>
+          <w:sz w:val="28"/>
+          <w:szCs w:val="28"/>
+        </w:rPr>
+      </w:pPr>
+      <w:r>
+        <w:rPr>
+          <w:b/>
+          <w:bCs/>
+          <w:sz w:val="28"/>
+          <w:szCs w:val="28"/>
+        </w:rPr>
+        <w:t xml:space="preserve">    left = </w:t>
       </w:r>
       <w:proofErr w:type="spellStart"/>
       <w:r>
@@ -4264,7 +4644,7 @@
           <w:sz w:val="28"/>
           <w:szCs w:val="28"/>
         </w:rPr>
-        <w:t>):</w:t>
+        <w:t>[:mid])</w:t>
       </w:r>
     </w:p>
     <w:p>
@@ -4281,19 +4661,50 @@
         <w:rPr>
           <w:b/>
           <w:bCs/>
-          <w:sz w:val="36"/>
-          <w:szCs w:val="36"/>
-        </w:rPr>
-        <w:t xml:space="preserve">  </w:t>
-      </w:r>
-      <w:r>
-        <w:rPr>
-          <w:b/>
-          <w:bCs/>
-          <w:sz w:val="28"/>
-          <w:szCs w:val="28"/>
-        </w:rPr>
-        <w:t xml:space="preserve">  """</w:t>
+          <w:sz w:val="28"/>
+          <w:szCs w:val="28"/>
+        </w:rPr>
+        <w:t xml:space="preserve">    right = </w:t>
+      </w:r>
+      <w:proofErr w:type="spellStart"/>
+      <w:r>
+        <w:rPr>
+          <w:b/>
+          <w:bCs/>
+          <w:sz w:val="28"/>
+          <w:szCs w:val="28"/>
+        </w:rPr>
+        <w:t>merge_sort_recursive</w:t>
+      </w:r>
+      <w:proofErr w:type="spellEnd"/>
+      <w:r>
+        <w:rPr>
+          <w:b/>
+          <w:bCs/>
+          <w:sz w:val="28"/>
+          <w:szCs w:val="28"/>
+        </w:rPr>
+        <w:t>(</w:t>
+      </w:r>
+      <w:proofErr w:type="spellStart"/>
+      <w:r>
+        <w:rPr>
+          <w:b/>
+          <w:bCs/>
+          <w:sz w:val="28"/>
+          <w:szCs w:val="28"/>
+        </w:rPr>
+        <w:t>arr</w:t>
+      </w:r>
+      <w:proofErr w:type="spellEnd"/>
+      <w:r>
+        <w:rPr>
+          <w:b/>
+          <w:bCs/>
+          <w:sz w:val="28"/>
+          <w:szCs w:val="28"/>
+        </w:rPr>
+        <w:t>[mid:])</w:t>
       </w:r>
     </w:p>
     <w:p>
@@ -4313,7 +4724,7 @@
           <w:sz w:val="28"/>
           <w:szCs w:val="28"/>
         </w:rPr>
-        <w:t xml:space="preserve">    Merge Sort using recursion.</w:t>
+        <w:t xml:space="preserve">    </w:t>
       </w:r>
     </w:p>
     <w:p>
@@ -4333,398 +4744,7 @@
           <w:sz w:val="28"/>
           <w:szCs w:val="28"/>
         </w:rPr>
-        <w:t xml:space="preserve">    Time Complexity: </w:t>
-      </w:r>
-      <w:proofErr w:type="gramStart"/>
-      <w:r>
-        <w:rPr>
-          <w:b/>
-          <w:bCs/>
-          <w:sz w:val="28"/>
-          <w:szCs w:val="28"/>
-        </w:rPr>
-        <w:t>O(</w:t>
-      </w:r>
-      <w:proofErr w:type="gramEnd"/>
-      <w:r>
-        <w:rPr>
-          <w:b/>
-          <w:bCs/>
-          <w:sz w:val="28"/>
-          <w:szCs w:val="28"/>
-        </w:rPr>
-        <w:t>n log n) in all cases.</w:t>
-      </w:r>
-    </w:p>
-    <w:p>
-      <w:pPr>
-        <w:ind w:left="360"/>
-        <w:rPr>
-          <w:b/>
-          <w:bCs/>
-          <w:sz w:val="28"/>
-          <w:szCs w:val="28"/>
-        </w:rPr>
-      </w:pPr>
-      <w:r>
-        <w:rPr>
-          <w:b/>
-          <w:bCs/>
-          <w:sz w:val="28"/>
-          <w:szCs w:val="28"/>
-        </w:rPr>
-        <w:t xml:space="preserve">    Space Complexity: O(n)</w:t>
-      </w:r>
-    </w:p>
-    <w:p>
-      <w:pPr>
-        <w:ind w:left="360"/>
-        <w:rPr>
-          <w:b/>
-          <w:bCs/>
-          <w:sz w:val="28"/>
-          <w:szCs w:val="28"/>
-        </w:rPr>
-      </w:pPr>
-      <w:r>
-        <w:rPr>
-          <w:b/>
-          <w:bCs/>
-          <w:sz w:val="28"/>
-          <w:szCs w:val="28"/>
-        </w:rPr>
-        <w:t xml:space="preserve">    """</w:t>
-      </w:r>
-    </w:p>
-    <w:p>
-      <w:pPr>
-        <w:ind w:left="360"/>
-        <w:rPr>
-          <w:b/>
-          <w:bCs/>
-          <w:sz w:val="28"/>
-          <w:szCs w:val="28"/>
-        </w:rPr>
-      </w:pPr>
-      <w:r>
-        <w:rPr>
-          <w:b/>
-          <w:bCs/>
-          <w:sz w:val="28"/>
-          <w:szCs w:val="28"/>
-        </w:rPr>
-        <w:t xml:space="preserve">    if </w:t>
-      </w:r>
-      <w:proofErr w:type="spellStart"/>
-      <w:r>
-        <w:rPr>
-          <w:b/>
-          <w:bCs/>
-          <w:sz w:val="28"/>
-          <w:szCs w:val="28"/>
-        </w:rPr>
-        <w:t>len</w:t>
-      </w:r>
-      <w:proofErr w:type="spellEnd"/>
-      <w:r>
-        <w:rPr>
-          <w:b/>
-          <w:bCs/>
-          <w:sz w:val="28"/>
-          <w:szCs w:val="28"/>
-        </w:rPr>
-        <w:t>(</w:t>
-      </w:r>
-      <w:proofErr w:type="spellStart"/>
-      <w:r>
-        <w:rPr>
-          <w:b/>
-          <w:bCs/>
-          <w:sz w:val="28"/>
-          <w:szCs w:val="28"/>
-        </w:rPr>
-        <w:t>arr</w:t>
-      </w:r>
-      <w:proofErr w:type="spellEnd"/>
-      <w:r>
-        <w:rPr>
-          <w:b/>
-          <w:bCs/>
-          <w:sz w:val="28"/>
-          <w:szCs w:val="28"/>
-        </w:rPr>
-        <w:t>) &lt;= 1:</w:t>
-      </w:r>
-    </w:p>
-    <w:p>
-      <w:pPr>
-        <w:ind w:left="360"/>
-        <w:rPr>
-          <w:b/>
-          <w:bCs/>
-          <w:sz w:val="28"/>
-          <w:szCs w:val="28"/>
-        </w:rPr>
-      </w:pPr>
-      <w:r>
-        <w:rPr>
-          <w:b/>
-          <w:bCs/>
-          <w:sz w:val="28"/>
-          <w:szCs w:val="28"/>
-        </w:rPr>
-        <w:t xml:space="preserve">        return </w:t>
-      </w:r>
-      <w:proofErr w:type="spellStart"/>
-      <w:r>
-        <w:rPr>
-          <w:b/>
-          <w:bCs/>
-          <w:sz w:val="28"/>
-          <w:szCs w:val="28"/>
-        </w:rPr>
-        <w:t>arr</w:t>
-      </w:r>
-      <w:proofErr w:type="spellEnd"/>
-    </w:p>
-    <w:p>
-      <w:pPr>
-        <w:ind w:left="360"/>
-        <w:rPr>
-          <w:b/>
-          <w:bCs/>
-          <w:sz w:val="28"/>
-          <w:szCs w:val="28"/>
-        </w:rPr>
-      </w:pPr>
-      <w:r>
-        <w:rPr>
-          <w:b/>
-          <w:bCs/>
-          <w:sz w:val="28"/>
-          <w:szCs w:val="28"/>
-        </w:rPr>
-        <w:t xml:space="preserve">    </w:t>
-      </w:r>
-    </w:p>
-    <w:p>
-      <w:pPr>
-        <w:ind w:left="360"/>
-        <w:rPr>
-          <w:b/>
-          <w:bCs/>
-          <w:sz w:val="28"/>
-          <w:szCs w:val="28"/>
-        </w:rPr>
-      </w:pPr>
-      <w:r>
-        <w:rPr>
-          <w:b/>
-          <w:bCs/>
-          <w:sz w:val="28"/>
-          <w:szCs w:val="28"/>
-        </w:rPr>
-        <w:t xml:space="preserve">    mid = </w:t>
-      </w:r>
-      <w:proofErr w:type="spellStart"/>
-      <w:r>
-        <w:rPr>
-          <w:b/>
-          <w:bCs/>
-          <w:sz w:val="28"/>
-          <w:szCs w:val="28"/>
-        </w:rPr>
-        <w:t>len</w:t>
-      </w:r>
-      <w:proofErr w:type="spellEnd"/>
-      <w:r>
-        <w:rPr>
-          <w:b/>
-          <w:bCs/>
-          <w:sz w:val="28"/>
-          <w:szCs w:val="28"/>
-        </w:rPr>
-        <w:t>(</w:t>
-      </w:r>
-      <w:proofErr w:type="spellStart"/>
-      <w:r>
-        <w:rPr>
-          <w:b/>
-          <w:bCs/>
-          <w:sz w:val="28"/>
-          <w:szCs w:val="28"/>
-        </w:rPr>
-        <w:t>arr</w:t>
-      </w:r>
-      <w:proofErr w:type="spellEnd"/>
-      <w:r>
-        <w:rPr>
-          <w:b/>
-          <w:bCs/>
-          <w:sz w:val="28"/>
-          <w:szCs w:val="28"/>
-        </w:rPr>
-        <w:t>)//2</w:t>
-      </w:r>
-    </w:p>
-    <w:p>
-      <w:pPr>
-        <w:ind w:left="360"/>
-        <w:rPr>
-          <w:b/>
-          <w:bCs/>
-          <w:sz w:val="28"/>
-          <w:szCs w:val="28"/>
-        </w:rPr>
-      </w:pPr>
-      <w:r>
-        <w:rPr>
-          <w:b/>
-          <w:bCs/>
-          <w:sz w:val="28"/>
-          <w:szCs w:val="28"/>
-        </w:rPr>
-        <w:t xml:space="preserve">    left = </w:t>
-      </w:r>
-      <w:proofErr w:type="spellStart"/>
-      <w:r>
-        <w:rPr>
-          <w:b/>
-          <w:bCs/>
-          <w:sz w:val="28"/>
-          <w:szCs w:val="28"/>
-        </w:rPr>
-        <w:t>merge_sort_recursive</w:t>
-      </w:r>
-      <w:proofErr w:type="spellEnd"/>
-      <w:r>
-        <w:rPr>
-          <w:b/>
-          <w:bCs/>
-          <w:sz w:val="28"/>
-          <w:szCs w:val="28"/>
-        </w:rPr>
-        <w:t>(</w:t>
-      </w:r>
-      <w:proofErr w:type="spellStart"/>
-      <w:r>
-        <w:rPr>
-          <w:b/>
-          <w:bCs/>
-          <w:sz w:val="28"/>
-          <w:szCs w:val="28"/>
-        </w:rPr>
-        <w:t>arr</w:t>
-      </w:r>
-      <w:proofErr w:type="spellEnd"/>
-      <w:r>
-        <w:rPr>
-          <w:b/>
-          <w:bCs/>
-          <w:sz w:val="28"/>
-          <w:szCs w:val="28"/>
-        </w:rPr>
-        <w:t>[:mid])</w:t>
-      </w:r>
-    </w:p>
-    <w:p>
-      <w:pPr>
-        <w:ind w:left="360"/>
-        <w:rPr>
-          <w:b/>
-          <w:bCs/>
-          <w:sz w:val="28"/>
-          <w:szCs w:val="28"/>
-        </w:rPr>
-      </w:pPr>
-      <w:r>
-        <w:rPr>
-          <w:b/>
-          <w:bCs/>
-          <w:sz w:val="28"/>
-          <w:szCs w:val="28"/>
-        </w:rPr>
         <w:lastRenderedPageBreak/>
-        <w:t xml:space="preserve">    right = </w:t>
-      </w:r>
-      <w:proofErr w:type="spellStart"/>
-      <w:r>
-        <w:rPr>
-          <w:b/>
-          <w:bCs/>
-          <w:sz w:val="28"/>
-          <w:szCs w:val="28"/>
-        </w:rPr>
-        <w:t>merge_sort_recursive</w:t>
-      </w:r>
-      <w:proofErr w:type="spellEnd"/>
-      <w:r>
-        <w:rPr>
-          <w:b/>
-          <w:bCs/>
-          <w:sz w:val="28"/>
-          <w:szCs w:val="28"/>
-        </w:rPr>
-        <w:t>(</w:t>
-      </w:r>
-      <w:proofErr w:type="spellStart"/>
-      <w:r>
-        <w:rPr>
-          <w:b/>
-          <w:bCs/>
-          <w:sz w:val="28"/>
-          <w:szCs w:val="28"/>
-        </w:rPr>
-        <w:t>arr</w:t>
-      </w:r>
-      <w:proofErr w:type="spellEnd"/>
-      <w:r>
-        <w:rPr>
-          <w:b/>
-          <w:bCs/>
-          <w:sz w:val="28"/>
-          <w:szCs w:val="28"/>
-        </w:rPr>
-        <w:t>[mid:])</w:t>
-      </w:r>
-    </w:p>
-    <w:p>
-      <w:pPr>
-        <w:ind w:left="360"/>
-        <w:rPr>
-          <w:b/>
-          <w:bCs/>
-          <w:sz w:val="28"/>
-          <w:szCs w:val="28"/>
-        </w:rPr>
-      </w:pPr>
-      <w:r>
-        <w:rPr>
-          <w:b/>
-          <w:bCs/>
-          <w:sz w:val="28"/>
-          <w:szCs w:val="28"/>
-        </w:rPr>
-        <w:t xml:space="preserve">    </w:t>
-      </w:r>
-    </w:p>
-    <w:p>
-      <w:pPr>
-        <w:ind w:left="360"/>
-        <w:rPr>
-          <w:b/>
-          <w:bCs/>
-          <w:sz w:val="28"/>
-          <w:szCs w:val="28"/>
-        </w:rPr>
-      </w:pPr>
-      <w:r>
-        <w:rPr>
-          <w:b/>
-          <w:bCs/>
-          <w:sz w:val="28"/>
-          <w:szCs w:val="28"/>
-        </w:rPr>
         <w:t xml:space="preserve">    return </w:t>
       </w:r>
       <w:proofErr w:type="gramStart"/>
@@ -5720,22 +5740,22 @@
           <w:sz w:val="32"/>
           <w:szCs w:val="32"/>
         </w:rPr>
+        <w:t xml:space="preserve">        self.name = name</w:t>
+      </w:r>
+    </w:p>
+    <w:p>
+      <w:pPr>
+        <w:rPr>
+          <w:sz w:val="32"/>
+          <w:szCs w:val="32"/>
+        </w:rPr>
+      </w:pPr>
+      <w:r>
+        <w:rPr>
+          <w:sz w:val="32"/>
+          <w:szCs w:val="32"/>
+        </w:rPr>
         <w:lastRenderedPageBreak/>
-        <w:t xml:space="preserve">        self.name = name</w:t>
-      </w:r>
-    </w:p>
-    <w:p>
-      <w:pPr>
-        <w:rPr>
-          <w:sz w:val="32"/>
-          <w:szCs w:val="32"/>
-        </w:rPr>
-      </w:pPr>
-      <w:r>
-        <w:rPr>
-          <w:sz w:val="32"/>
-          <w:szCs w:val="32"/>
-        </w:rPr>
         <w:t xml:space="preserve">        </w:t>
       </w:r>
       <w:proofErr w:type="spellStart"/>
@@ -6244,22 +6264,22 @@
           <w:sz w:val="32"/>
           <w:szCs w:val="32"/>
         </w:rPr>
+        <w:t xml:space="preserve">    {"symbol": "GOOG", "open": 2700, "close": 2680},</w:t>
+      </w:r>
+    </w:p>
+    <w:p>
+      <w:pPr>
+        <w:rPr>
+          <w:sz w:val="32"/>
+          <w:szCs w:val="32"/>
+        </w:rPr>
+      </w:pPr>
+      <w:r>
+        <w:rPr>
+          <w:sz w:val="32"/>
+          <w:szCs w:val="32"/>
+        </w:rPr>
         <w:lastRenderedPageBreak/>
-        <w:t xml:space="preserve">    {"symbol": "GOOG", "open": 2700, "close": 2680},</w:t>
-      </w:r>
-    </w:p>
-    <w:p>
-      <w:pPr>
-        <w:rPr>
-          <w:sz w:val="32"/>
-          <w:szCs w:val="32"/>
-        </w:rPr>
-      </w:pPr>
-      <w:r>
-        <w:rPr>
-          <w:sz w:val="32"/>
-          <w:szCs w:val="32"/>
-        </w:rPr>
         <w:t xml:space="preserve">    {"symbol": "TSLA", "open": 700, "close": 750}</w:t>
       </w:r>
     </w:p>
@@ -6729,7 +6749,6 @@
                 <w:sz w:val="40"/>
                 <w:szCs w:val="40"/>
               </w:rPr>
-              <w:lastRenderedPageBreak/>
               <w:t>Operation</w:t>
             </w:r>
           </w:p>
@@ -6962,6 +6981,7 @@
                 <w:sz w:val="40"/>
                 <w:szCs w:val="40"/>
               </w:rPr>
+              <w:lastRenderedPageBreak/>
               <w:t>Searching</w:t>
             </w:r>
           </w:p>
@@ -8763,6 +8783,7 @@
   <w:style w:type="character" w:default="1" w:styleId="DefaultParagraphFont">
     <w:name w:val="Default Paragraph Font"/>
     <w:uiPriority w:val="1"/>
+    <w:semiHidden/>
     <w:unhideWhenUsed/>
   </w:style>
   <w:style w:type="table" w:default="1" w:styleId="TableNormal">
